--- a/recursos/comercial/B2B/HOJA_FONDOS_EMPLEADOS_HEIIU.docx
+++ b/recursos/comercial/B2B/HOJA_FONDOS_EMPLEADOS_HEIIU.docx
@@ -447,7 +447,7 @@
           <w:b w:val="0"/>
           <w:sz w:val="18"/>
         </w:rPr>
-        <w:t xml:space="preserve">Y a cada estudiante lo empujamos a pensar una idea de negocio propia y a contarla en inglés. Próximo grupo: </w:t>
+        <w:t xml:space="preserve">Cada estudiante entra con una meta propia (una entrevista, un viaje, un negocio propio, el siguiente paso en su trabajo) y lo acompañamos para contarla y sostenerla en inglés. Próximo grupo: </w:t>
       </w:r>
       <w:r>
         <w:rPr>

--- a/recursos/comercial/B2B/HOJA_FONDOS_EMPLEADOS_HEIIU.docx
+++ b/recursos/comercial/B2B/HOJA_FONDOS_EMPLEADOS_HEIIU.docx
@@ -447,7 +447,7 @@
           <w:b w:val="0"/>
           <w:sz w:val="18"/>
         </w:rPr>
-        <w:t xml:space="preserve">Cada estudiante entra con una meta propia (una entrevista, un viaje, un negocio propio, el siguiente paso en su trabajo) y lo acompañamos para contarla y sostenerla en inglés. Próximo grupo: </w:t>
+        <w:t xml:space="preserve">Cada estudiante entra con una meta propia (una entrevista, un viaje, un negocio propio, el siguiente paso en su trabajo) y desde el primer día la trabajamos como un proyecto en inglés, con pasos y fecha. Próximo grupo: </w:t>
       </w:r>
       <w:r>
         <w:rPr>

--- a/recursos/comercial/B2B/HOJA_FONDOS_EMPLEADOS_HEIIU.docx
+++ b/recursos/comercial/B2B/HOJA_FONDOS_EMPLEADOS_HEIIU.docx
@@ -141,7 +141,7 @@
           <w:color w:val="666666"/>
           <w:sz w:val="18"/>
         </w:rPr>
-        <w:t>Vender inglés es fácil. Lo difícil es que la gente aprenda. En Heiiu queremos la parte difícil: que venga, que se suelte a hablar y que no se rinda. Por eso cada clase tiene una simulación real con un profesor que corrige ahí mismo; por eso hay un video corto en inglés todos los días desde la casa; y por eso, si un estudiante falta y no avisa, lo llamamos ese mismo día.</w:t>
+        <w:t>Hay muchas academias de inglés; pregunte en cualquiera quién le firma el resultado. En Heiiu lo firmamos por escrito, y queremos la parte difícil: que venga, que se suelte a hablar y que no se rinda. Por eso cada clase tiene una simulación real con un profesor que corrige ahí mismo; por eso hay un video corto en inglés todos los días desde la casa; y por eso, si un estudiante falta y no avisa, lo llamamos ese mismo día.</w:t>
       </w:r>
     </w:p>
     <w:p>

--- a/recursos/comercial/B2B/HOJA_FONDOS_EMPLEADOS_HEIIU.docx
+++ b/recursos/comercial/B2B/HOJA_FONDOS_EMPLEADOS_HEIIU.docx
@@ -141,7 +141,7 @@
           <w:color w:val="666666"/>
           <w:sz w:val="18"/>
         </w:rPr>
-        <w:t>Hay muchas academias de inglés; pregunte en cualquiera quién le firma el resultado. En Heiiu lo firmamos por escrito, y queremos la parte difícil: que venga, que se suelte a hablar y que no se rinda. Por eso cada clase tiene una simulación real con un profesor que corrige ahí mismo; por eso hay un video corto en inglés todos los días desde la casa; y por eso, si un estudiante falta y no avisa, lo llamamos ese mismo día.</w:t>
+        <w:t>Hay muchas academias de inglés; Heiiu le firma el resultado por escrito. Y queremos la parte difícil: que venga, que se suelte a hablar y que no se rinda. Por eso cada clase tiene una simulación real con un profesor que corrige ahí mismo; por eso hay un video corto en inglés todos los días desde la casa; y por eso, si un estudiante falta y no avisa, lo llamamos ese mismo día.</w:t>
       </w:r>
     </w:p>
     <w:p>

--- a/recursos/comercial/B2B/HOJA_FONDOS_EMPLEADOS_HEIIU.docx
+++ b/recursos/comercial/B2B/HOJA_FONDOS_EMPLEADOS_HEIIU.docx
@@ -128,7 +128,7 @@
           <w:b w:val="0"/>
           <w:sz w:val="19"/>
         </w:rPr>
-        <w:t>, en grupos de máximo 16. B2 es el nivel que piden las vacantes, las universidades y los programas en el exterior. Convenios vigentes con entidades y empresas de la región, con becas a nombre de cada una.</w:t>
+        <w:t>. B2 es el nivel que piden las vacantes, las universidades y los programas en el exterior. Convenios vigentes con entidades y empresas de la región, con becas a nombre de cada una.</w:t>
       </w:r>
     </w:p>
     <w:p>
@@ -285,7 +285,7 @@
                 <w:b w:val="0"/>
                 <w:sz w:val="17"/>
               </w:rPr>
-              <w:t>Profesores bilingües colombianos, uno por grupo de máximo 16. Trabajan como coach: dirigen la simulación, corrigen en el momento y revisan el video de cada día. Coordinación académica sigue asistencia, tareas y evaluaciones.</w:t>
+              <w:t>Profesores bilingües colombianos que trabajan como coach: dirigen la simulación, corrigen en el momento y revisan el video de cada día. Coordinación académica sigue asistencia, tareas y evaluaciones.</w:t>
             </w:r>
           </w:p>
         </w:tc>

--- a/recursos/comercial/B2B/HOJA_FONDOS_EMPLEADOS_HEIIU.docx
+++ b/recursos/comercial/B2B/HOJA_FONDOS_EMPLEADOS_HEIIU.docx
@@ -420,7 +420,7 @@
                 <w:b/>
                 <w:sz w:val="17"/>
               </w:rPr>
-              <w:t>Si el estudiante cumple su parte (asistencia del 80%, 90% de las tareas con video diario, todas las evaluaciones) y no avanza, le devolvemos el 100% del nivel.</w:t>
+              <w:t>Si el estudiante cumple su parte (asistencia del 80%, 90% de las tareas con video diario, todas las evaluaciones) y no avanza en inglés, le devolvemos el 100% del nivel.</w:t>
             </w:r>
             <w:r>
               <w:rPr>
@@ -1023,7 +1023,7 @@
           <w:b w:val="0"/>
           <w:sz w:val="19"/>
         </w:rPr>
-        <w:t xml:space="preserve"> si cumple su parte y no avanza, recibe el 100% del nivel de vuelta.</w:t>
+        <w:t xml:space="preserve"> si cumple su parte y no avanza en inglés, recibe el 100% del nivel de vuelta.</w:t>
       </w:r>
     </w:p>
     <w:p>
